--- a/韩琦智能体 V1.0 使用说明.docx
+++ b/韩琦智能体 V1.0 使用说明.docx
@@ -28,7 +28,7 @@
         <w:jc w:val="center"/>
       </w:pPr>
       <w:r>
-        <w:t>Word版生成日期：2026-08-05</w:t>
+        <w:t>Word版生成日期：2026-08-06</w:t>
       </w:r>
     </w:p>
     <w:p>
@@ -2103,7 +2103,7 @@
         <w:pStyle w:val="Normal"/>
       </w:pPr>
       <w:r>
-        <w:t xml:space="preserve">如果开关不能使用，表示安装包还没有准备好联网检索。普通用户可以联系安装包提供方；个人自行安装时，在 </w:t>
+        <w:t xml:space="preserve">使用本说明默认的 DeepSeek 配置时，联网检索直接使用同一个 </w:t>
       </w:r>
       <w:r>
         <w:rPr>
@@ -2112,37 +2112,18 @@
           <w:szCs w:val="19"/>
           <w:color w:val="7A3028"/>
         </w:rPr>
-        <w:t>.env</w:t>
-      </w:r>
-      <w:r>
-        <w:t xml:space="preserve"> 中填写：</w:t>
-      </w:r>
-    </w:p>
-    <w:p>
-      <w:pPr>
-        <w:pStyle w:val="CodeBlock"/>
-        <w:shd w:val="clear" w:color="auto" w:fill="F2EBDD"/>
-      </w:pPr>
-      <w:r>
-        <w:rPr>
-          <w:rFonts w:ascii="Consolas" w:hAnsi="Consolas" w:eastAsia="Microsoft YaHei"/>
-          <w:sz w:val="19"/>
-          <w:szCs w:val="19"/>
-        </w:rPr>
-        <w:t>WEB_SEARCH_API_KEY=你的联网检索密钥</w:t>
-      </w:r>
-    </w:p>
-    <w:p>
-      <w:pPr>
-        <w:spacing w:after="80"/>
-      </w:pPr>
-    </w:p>
-    <w:p>
-      <w:pPr>
-        <w:pStyle w:val="Normal"/>
-      </w:pPr>
-      <w:r>
-        <w:t>保存后重新启动服务。</w:t>
+        <w:t>DEEPSEEK_API_KEY</w:t>
+      </w:r>
+      <w:r>
+        <w:t>，不需要另外申请联网密钥。填写 DeepSeek API Key 并重启服务后，右上角应显示“联网检索可用”。</w:t>
+      </w:r>
+    </w:p>
+    <w:p>
+      <w:pPr>
+        <w:pStyle w:val="Normal"/>
+      </w:pPr>
+      <w:r>
+        <w:t>如果改用其他模型服务，是否可用取决于该服务是否提供联网能力。如果开关不能使用，普通用户可以联系安装包提供方，不需要自行选择或配置搜索方式。</w:t>
       </w:r>
     </w:p>
     <w:p>
@@ -4136,7 +4117,7 @@
         <w:pStyle w:val="Normal"/>
       </w:pPr>
       <w:r>
-        <w:t xml:space="preserve">表示联网检索尚未配置。普通用户请联系安装包提供方；个人自行安装时，在 </w:t>
+        <w:t xml:space="preserve">使用默认的 DeepSeek 配置时，联网检索复用 </w:t>
       </w:r>
       <w:r>
         <w:rPr>
@@ -4145,22 +4126,10 @@
           <w:szCs w:val="19"/>
           <w:color w:val="7A3028"/>
         </w:rPr>
-        <w:t>.env</w:t>
-      </w:r>
-      <w:r>
-        <w:t xml:space="preserve"> 中填写 </w:t>
-      </w:r>
-      <w:r>
-        <w:rPr>
-          <w:rFonts w:ascii="Consolas" w:hAnsi="Consolas" w:eastAsia="Microsoft YaHei"/>
-          <w:sz w:val="19"/>
-          <w:szCs w:val="19"/>
-          <w:color w:val="7A3028"/>
-        </w:rPr>
-        <w:t>WEB_SEARCH_API_KEY</w:t>
-      </w:r>
-      <w:r>
-        <w:t>，然后重新启动服务。</w:t>
+        <w:t>DEEPSEEK_API_KEY</w:t>
+      </w:r>
+      <w:r>
+        <w:t>，没有单独的联网密钥。请确认 DeepSeek API Key 已填写、模型配置使用 Responses API，并重新启动服务。改用其他模型服务后仍不能打开时，表示该服务没有提供可直接使用的联网能力，普通用户请联系安装包提供方。</w:t>
       </w:r>
     </w:p>
     <w:p>

--- a/韩琦智能体 V1.0 使用说明.docx
+++ b/韩琦智能体 V1.0 使用说明.docx
@@ -28,7 +28,7 @@
         <w:jc w:val="center"/>
       </w:pPr>
       <w:r>
-        <w:t>Word版生成日期：2026-08-06</w:t>
+        <w:t>Word版生成日期：2026-08-07</w:t>
       </w:r>
     </w:p>
     <w:p>
@@ -1947,6 +1947,33 @@
         <w:ind w:left="560" w:hanging="300"/>
       </w:pPr>
       <w:r>
+        <w:t>•  回答中的标题、列表、表格、引用、代码和链接会按富文本样式显示；</w:t>
+      </w:r>
+    </w:p>
+    <w:p>
+      <w:pPr>
+        <w:pStyle w:val="ListParagraph"/>
+        <w:ind w:left="560" w:hanging="300"/>
+      </w:pPr>
+      <w:r>
+        <w:t>•  回答上方的“思考了几秒”可以展开，查看简要思考摘要或处理步骤；</w:t>
+      </w:r>
+    </w:p>
+    <w:p>
+      <w:pPr>
+        <w:pStyle w:val="ListParagraph"/>
+        <w:ind w:left="560" w:hanging="300"/>
+      </w:pPr>
+      <w:r>
+        <w:t>•  回答下方只按文件名显示实际参考的本地文献，不会重复列出同一文件的多个片段；</w:t>
+      </w:r>
+    </w:p>
+    <w:p>
+      <w:pPr>
+        <w:pStyle w:val="ListParagraph"/>
+        <w:ind w:left="560" w:hanging="300"/>
+      </w:pPr>
+      <w:r>
         <w:t>•  “使用本地文献库”决定是否参考已经添加的文献；</w:t>
       </w:r>
     </w:p>
@@ -2000,6 +2027,15 @@
       </w:pPr>
       <w:r>
         <w:t>•  点击“添加文件夹”可以一次选择整个文件夹；</w:t>
+      </w:r>
+    </w:p>
+    <w:p>
+      <w:pPr>
+        <w:pStyle w:val="ListParagraph"/>
+        <w:ind w:left="560" w:hanging="300"/>
+      </w:pPr>
+      <w:r>
+        <w:t>•  点击“查看文件”可以展开当前文献库的文件名、读取状态和大小；</w:t>
       </w:r>
     </w:p>
     <w:p>
@@ -2072,6 +2108,14 @@
       </w:pPr>
       <w:r>
         <w:t>文献保存在你的电脑上。使用文献库回答时，只有与问题相关的少量节选会发送给当前模型服务。涉及私人或敏感内容时，可以关闭“使用本地文献库”。</w:t>
+      </w:r>
+    </w:p>
+    <w:p>
+      <w:pPr>
+        <w:pStyle w:val="Normal"/>
+      </w:pPr>
+      <w:r>
+        <w:t>“思考过程”显示的是模型提供的摘要，或网页根据文献检索、联网检索等可确认步骤整理出的简要过程，不会展示模型内部未公开的逐字推理。</w:t>
       </w:r>
     </w:p>
     <w:p>

--- a/韩琦智能体 V1.0 使用说明.docx
+++ b/韩琦智能体 V1.0 使用说明.docx
@@ -28,7 +28,7 @@
         <w:jc w:val="center"/>
       </w:pPr>
       <w:r>
-        <w:t>Word版生成日期：2026-08-07</w:t>
+        <w:t>Word版生成日期：2026-08-10</w:t>
       </w:r>
     </w:p>
     <w:p>
@@ -2035,7 +2035,7 @@
         <w:ind w:left="560" w:hanging="300"/>
       </w:pPr>
       <w:r>
-        <w:t>•  点击“查看文件”可以展开当前文献库的文件名、读取状态和大小；</w:t>
+        <w:t>•  点击“查看文件”可以展开当前文献库的文件名、读取方式和大小；</w:t>
       </w:r>
     </w:p>
     <w:p>
@@ -2107,7 +2107,7 @@
         <w:pStyle w:val="Normal"/>
       </w:pPr>
       <w:r>
-        <w:t>文献保存在你的电脑上。使用文献库回答时，只有与问题相关的少量节选会发送给当前模型服务。涉及私人或敏感内容时，可以关闭“使用本地文献库”。</w:t>
+        <w:t>文献保存在你的电脑上。使用文献库回答时，提取文字约 2.4 万字以内的相关文献会整篇发送给当前模型服务；较长文献只发送与问题相关的部分。如果一次涉及多份文献，系统会自动控制总量，避免超出模型可处理范围。涉及私人或敏感内容时，可以关闭“使用本地文献库”。</w:t>
       </w:r>
     </w:p>
     <w:p>
@@ -3580,7 +3580,7 @@
         <w:ind w:left="560" w:hanging="300"/>
       </w:pPr>
       <w:r>
-        <w:t>•  打开“使用本地文献库”时，与问题相关的文献节选会一同发送；</w:t>
+        <w:t>•  打开“使用本地文献库”时，篇幅适中的相关文献会整篇发送，较长文献只发送相关部分；</w:t>
       </w:r>
     </w:p>
     <w:p>
@@ -4415,6 +4415,26 @@
       </w:pPr>
       <w:r>
         <w:t>•  要求列出文件名和材料位置，便于自己核对。</w:t>
+      </w:r>
+    </w:p>
+    <w:p>
+      <w:pPr>
+        <w:pStyle w:val="Normal"/>
+      </w:pPr>
+      <w:r>
+        <w:rPr>
+          <w:b/>
+          <w:bCs/>
+        </w:rPr>
+        <w:t>网页会不会读完整篇论文？</w:t>
+      </w:r>
+    </w:p>
+    <w:p>
+      <w:pPr>
+        <w:pStyle w:val="Normal"/>
+      </w:pPr>
+      <w:r>
+        <w:t>会。提取文字约 2.4 万字以内的相关文献默认整篇阅读，文件列表会显示“整篇阅读”。超过这一篇幅时显示“长文按需阅读”，回答时会查找与问题相关的部分。</w:t>
       </w:r>
     </w:p>
     <w:sectPr>

--- a/韩琦智能体 V1.0 使用说明.docx
+++ b/韩琦智能体 V1.0 使用说明.docx
@@ -28,7 +28,7 @@
         <w:jc w:val="center"/>
       </w:pPr>
       <w:r>
-        <w:t>Word版生成日期：2026-08-10</w:t>
+        <w:t>Word版生成日期：2026-08-11</w:t>
       </w:r>
     </w:p>
     <w:p>
@@ -1965,7 +1965,7 @@
         <w:ind w:left="560" w:hanging="300"/>
       </w:pPr>
       <w:r>
-        <w:t>•  回答下方只按文件名显示实际参考的本地文献，不会重复列出同一文件的多个片段；</w:t>
+        <w:t>•  选择“考据”模式时，回答下方会列出实际引用的文献，每份文献只显示一次；参考信息较多时默认折叠；其他模式不显示这一栏；</w:t>
       </w:r>
     </w:p>
     <w:p>
@@ -2005,62 +2005,38 @@
     </w:p>
     <w:p>
       <w:pPr>
-        <w:pStyle w:val="Normal"/>
-      </w:pPr>
-      <w:r>
-        <w:t>在“本地文献库”区域：</w:t>
-      </w:r>
-    </w:p>
-    <w:p>
-      <w:pPr>
-        <w:pStyle w:val="ListParagraph"/>
-        <w:ind w:left="560" w:hanging="300"/>
-      </w:pPr>
-      <w:r>
-        <w:t>•  点击“添加文件”可以选择一个或多个文件；</w:t>
-      </w:r>
-    </w:p>
-    <w:p>
-      <w:pPr>
-        <w:pStyle w:val="ListParagraph"/>
-        <w:ind w:left="560" w:hanging="300"/>
-      </w:pPr>
-      <w:r>
-        <w:t>•  点击“添加文件夹”可以一次选择整个文件夹；</w:t>
-      </w:r>
-    </w:p>
-    <w:p>
-      <w:pPr>
-        <w:pStyle w:val="ListParagraph"/>
-        <w:ind w:left="560" w:hanging="300"/>
-      </w:pPr>
-      <w:r>
-        <w:t>•  点击“查看文件”可以展开当前文献库的文件名、读取方式和大小；</w:t>
-      </w:r>
-    </w:p>
-    <w:p>
-      <w:pPr>
-        <w:pStyle w:val="ListParagraph"/>
-        <w:ind w:left="560" w:hanging="300"/>
-      </w:pPr>
-      <w:r>
-        <w:t>•  点击“清空文献库”会删除已经添加的全部文献，操作前会再次确认。</w:t>
-      </w:r>
-    </w:p>
-    <w:p>
-      <w:pPr>
-        <w:pStyle w:val="Normal"/>
-      </w:pPr>
-      <w:r>
-        <w:t>支持TXT、Markdown、CSV、JSON、HTML、DOCX和PDF。单个文件不能超过25 MB，一次添加的文件总量不能超过50 MB。</w:t>
-      </w:r>
-    </w:p>
-    <w:p>
-      <w:pPr>
-        <w:pStyle w:val="Normal"/>
-      </w:pPr>
-      <w:r>
-        <w:t xml:space="preserve">如果要读取PDF，请先在 </w:t>
+        <w:pStyle w:val="ListParagraph"/>
+        <w:ind w:left="560" w:hanging="300"/>
+      </w:pPr>
+      <w:r>
+        <w:t>•  点击文件夹图标选择文献目录，等待网页处理完成；</w:t>
+      </w:r>
+    </w:p>
+    <w:p>
+      <w:pPr>
+        <w:pStyle w:val="ListParagraph"/>
+        <w:ind w:left="560" w:hanging="300"/>
+      </w:pPr>
+      <w:r>
+        <w:t>•  文件有变化时点击“刷新”；少量材料也可以直接“上传文件”；</w:t>
+      </w:r>
+    </w:p>
+    <w:p>
+      <w:pPr>
+        <w:pStyle w:val="ListParagraph"/>
+        <w:ind w:left="560" w:hanging="300"/>
+      </w:pPr>
+      <w:r>
+        <w:t>•  点击“查看文件”检查文献列表；点击“移除文献库”不会删除原文件；</w:t>
+      </w:r>
+    </w:p>
+    <w:p>
+      <w:pPr>
+        <w:pStyle w:val="ListParagraph"/>
+        <w:ind w:left="560" w:hanging="300"/>
+      </w:pPr>
+      <w:r>
+        <w:t>•  打开“使用本地文献库”，然后正常提问。需要时可以说：</w:t>
       </w:r>
       <w:r>
         <w:rPr>
@@ -2069,53 +2045,27 @@
           <w:szCs w:val="19"/>
           <w:color w:val="7A3028"/>
         </w:rPr>
-        <w:t>api-app</w:t>
-      </w:r>
-      <w:r>
-        <w:t xml:space="preserve"> 文件夹运行：</w:t>
-      </w:r>
-    </w:p>
-    <w:p>
-      <w:pPr>
-        <w:pStyle w:val="CodeBlock"/>
-        <w:shd w:val="clear" w:color="auto" w:fill="F2EBDD"/>
-      </w:pPr>
-      <w:r>
-        <w:rPr>
-          <w:rFonts w:ascii="Consolas" w:hAnsi="Consolas" w:eastAsia="Microsoft YaHei"/>
-          <w:sz w:val="19"/>
-          <w:szCs w:val="19"/>
-        </w:rPr>
-        <w:t>python -m pip install -r requirements.txt</w:t>
-      </w:r>
-    </w:p>
-    <w:p>
-      <w:pPr>
-        <w:spacing w:after="80"/>
-      </w:pPr>
-    </w:p>
-    <w:p>
-      <w:pPr>
-        <w:pStyle w:val="Normal"/>
-      </w:pPr>
-      <w:r>
-        <w:t>如果PDF是扫描图片，需要先用文字识别软件处理。</w:t>
-      </w:r>
-    </w:p>
-    <w:p>
-      <w:pPr>
-        <w:pStyle w:val="Normal"/>
-      </w:pPr>
-      <w:r>
-        <w:t>文献保存在你的电脑上。使用文献库回答时，提取文字约 2.4 万字以内的相关文献会整篇发送给当前模型服务；较长文献只发送与问题相关的部分。如果一次涉及多份文献，系统会自动控制总量，避免超出模型可处理范围。涉及私人或敏感内容时，可以关闭“使用本地文献库”。</w:t>
-      </w:r>
-    </w:p>
-    <w:p>
-      <w:pPr>
-        <w:pStyle w:val="Normal"/>
-      </w:pPr>
-      <w:r>
-        <w:t>“思考过程”显示的是模型提供的摘要，或网页根据文献检索、联网检索等可确认步骤整理出的简要过程，不会展示模型内部未公开的逐字推理。</w:t>
+        <w:t>请阅读全文《文件名.pdf》后回答……</w:t>
+      </w:r>
+      <w:r>
+        <w:t>，或</w:t>
+      </w:r>
+      <w:r>
+        <w:rPr>
+          <w:rFonts w:ascii="Consolas" w:hAnsi="Consolas" w:eastAsia="Microsoft YaHei"/>
+          <w:sz w:val="19"/>
+          <w:szCs w:val="19"/>
+          <w:color w:val="7A3028"/>
+        </w:rPr>
+        <w:t>只查相关部分，不要阅读全文。</w:t>
+      </w:r>
+    </w:p>
+    <w:p>
+      <w:pPr>
+        <w:pStyle w:val="Normal"/>
+      </w:pPr>
+      <w:r>
+        <w:t>支持TXT、Markdown、CSV、JSON、HTML、DOCX和PDF。单个文件上限50 MB，单次上传总量上限200 MB。</w:t>
       </w:r>
     </w:p>
     <w:p>
@@ -2128,46 +2078,29 @@
     </w:p>
     <w:p>
       <w:pPr>
-        <w:pStyle w:val="Normal"/>
-      </w:pPr>
-      <w:r>
-        <w:t>网页始终只显示一个“联网检索”开关，不需要选择具体搜索方式。</w:t>
-      </w:r>
-    </w:p>
-    <w:p>
-      <w:pPr>
-        <w:pStyle w:val="Normal"/>
-      </w:pPr>
-      <w:r>
-        <w:t>右上角显示“联网检索可用”时，打开开关即可。开关打开期间，每次提问都会联网查找并显示参考链接；关闭开关或刷新页面后停止联网。</w:t>
-      </w:r>
-    </w:p>
-    <w:p>
-      <w:pPr>
-        <w:pStyle w:val="Normal"/>
-      </w:pPr>
-      <w:r>
-        <w:t xml:space="preserve">使用本说明默认的 DeepSeek 配置时，联网检索直接使用同一个 </w:t>
-      </w:r>
-      <w:r>
-        <w:rPr>
-          <w:rFonts w:ascii="Consolas" w:hAnsi="Consolas" w:eastAsia="Microsoft YaHei"/>
-          <w:sz w:val="19"/>
-          <w:szCs w:val="19"/>
-          <w:color w:val="7A3028"/>
-        </w:rPr>
-        <w:t>DEEPSEEK_API_KEY</w:t>
-      </w:r>
-      <w:r>
-        <w:t>，不需要另外申请联网密钥。填写 DeepSeek API Key 并重启服务后，右上角应显示“联网检索可用”。</w:t>
-      </w:r>
-    </w:p>
-    <w:p>
-      <w:pPr>
-        <w:pStyle w:val="Normal"/>
-      </w:pPr>
-      <w:r>
-        <w:t>如果改用其他模型服务，是否可用取决于该服务是否提供联网能力。如果开关不能使用，普通用户可以联系安装包提供方，不需要自行选择或配置搜索方式。</w:t>
+        <w:pStyle w:val="ListParagraph"/>
+        <w:ind w:left="560" w:hanging="300"/>
+      </w:pPr>
+      <w:r>
+        <w:t>•  打开“联网检索”后提问，网页会查找网络信息并显示参考链接；</w:t>
+      </w:r>
+    </w:p>
+    <w:p>
+      <w:pPr>
+        <w:pStyle w:val="ListParagraph"/>
+        <w:ind w:left="560" w:hanging="300"/>
+      </w:pPr>
+      <w:r>
+        <w:t>•  关闭开关或刷新页面后停止联网；</w:t>
+      </w:r>
+    </w:p>
+    <w:p>
+      <w:pPr>
+        <w:pStyle w:val="ListParagraph"/>
+        <w:ind w:left="560" w:hanging="300"/>
+      </w:pPr>
+      <w:r>
+        <w:t>•  如果开关不可用，请检查模型配置或联系安装包提供方。</w:t>
       </w:r>
     </w:p>
     <w:p>
@@ -3580,7 +3513,7 @@
         <w:ind w:left="560" w:hanging="300"/>
       </w:pPr>
       <w:r>
-        <w:t>•  打开“使用本地文献库”时，篇幅适中的相关文献会整篇发送，较长文献只发送相关部分；</w:t>
+        <w:t>•  打开“使用本地文献库”时，网页会按问题读取相关文献；你可以在问题中点名要求阅读全文，或要求只查相关部分；</w:t>
       </w:r>
     </w:p>
     <w:p>
@@ -3632,7 +3565,16 @@
         <w:ind w:left="560" w:hanging="300"/>
       </w:pPr>
       <w:r>
-        <w:t>•  添加到本地文献库的文件不会因刷新页面而删除；</w:t>
+        <w:t>•  网页会记住已选择的文件夹，刷新页面或重启服务后仍可继续使用；</w:t>
+      </w:r>
+    </w:p>
+    <w:p>
+      <w:pPr>
+        <w:pStyle w:val="ListParagraph"/>
+        <w:ind w:left="560" w:hanging="300"/>
+      </w:pPr>
+      <w:r>
+        <w:t>•  上传的文件也会保存在本机；</w:t>
       </w:r>
     </w:p>
     <w:p>
@@ -3650,7 +3592,7 @@
         <w:ind w:left="560" w:hanging="300"/>
       </w:pPr>
       <w:r>
-        <w:t>•  “清空文献库”才会删除已经添加的文献。</w:t>
+        <w:t>•  “移除文献库”不会删除外部文件夹中的原文件；“清空上传文献”只删除网页自己保存的上传副本。</w:t>
       </w:r>
     </w:p>
     <w:p>
@@ -4434,7 +4376,27 @@
         <w:pStyle w:val="Normal"/>
       </w:pPr>
       <w:r>
-        <w:t>会。提取文字约 2.4 万字以内的相关文献默认整篇阅读，文件列表会显示“整篇阅读”。超过这一篇幅时显示“长文按需阅读”，回答时会查找与问题相关的部分。</w:t>
+        <w:t>会。直接说“请阅读全文《文件名》后回答”，网页就会完整读取你点名的文献；只有一份文献时可以省略文件名。没有特别说明时，篇幅适中的相关文献默认整篇阅读，长文默认查找相关部分。若全文超出单次可处理范围，网页会明确提示你分篇或分章节提问。</w:t>
+      </w:r>
+    </w:p>
+    <w:p>
+      <w:pPr>
+        <w:pStyle w:val="Normal"/>
+      </w:pPr>
+      <w:r>
+        <w:rPr>
+          <w:b/>
+          <w:bCs/>
+        </w:rPr>
+        <w:t>选择文件夹后，原文件会被复制或删除吗？</w:t>
+      </w:r>
+    </w:p>
+    <w:p>
+      <w:pPr>
+        <w:pStyle w:val="Normal"/>
+      </w:pPr>
+      <w:r>
+        <w:t>不会。网页会记住该文件夹，并在本机保存用于查找的读取记录。刷新、切换文献库或点击“移除文献库”都不会修改文件夹中的原文件；移除文献库时，网页自己保存的读取记录会一并清除。</w:t>
       </w:r>
     </w:p>
     <w:sectPr>
